--- a/Практика 5.docx
+++ b/Практика 5.docx
@@ -197,12 +197,12 @@
                 <wp:extent cx="6648450" cy="9477375"/>
                 <wp:effectExtent b="0" l="0" r="0" t="0"/>
                 <wp:wrapNone/>
-                <wp:docPr id="1" name="image4.png"/>
+                <wp:docPr id="1" name="image3.png"/>
                 <a:graphic>
                   <a:graphicData uri="http://schemas.openxmlformats.org/drawingml/2006/picture">
                     <pic:pic>
                       <pic:nvPicPr>
-                        <pic:cNvPr id="0" name="image4.png"/>
+                        <pic:cNvPr id="0" name="image3.png"/>
                         <pic:cNvPicPr preferRelativeResize="0"/>
                       </pic:nvPicPr>
                       <pic:blipFill>
@@ -732,12 +732,12 @@
           <wp:inline distB="114300" distT="114300" distL="114300" distR="114300">
             <wp:extent cx="4705350" cy="3476625"/>
             <wp:effectExtent b="0" l="0" r="0" t="0"/>
-            <wp:docPr id="2" name="image3.png"/>
+            <wp:docPr id="3" name="image2.png"/>
             <a:graphic>
               <a:graphicData uri="http://schemas.openxmlformats.org/drawingml/2006/picture">
                 <pic:pic>
                   <pic:nvPicPr>
-                    <pic:cNvPr id="0" name="image3.png"/>
+                    <pic:cNvPr id="0" name="image2.png"/>
                     <pic:cNvPicPr preferRelativeResize="0"/>
                   </pic:nvPicPr>
                   <pic:blipFill>
@@ -1039,12 +1039,12 @@
           <wp:inline distB="114300" distT="114300" distL="114300" distR="114300">
             <wp:extent cx="3695700" cy="4438650"/>
             <wp:effectExtent b="0" l="0" r="0" t="0"/>
-            <wp:docPr id="3" name="image1.png"/>
+            <wp:docPr id="4" name="image4.png"/>
             <a:graphic>
               <a:graphicData uri="http://schemas.openxmlformats.org/drawingml/2006/picture">
                 <pic:pic>
                   <pic:nvPicPr>
-                    <pic:cNvPr id="0" name="image1.png"/>
+                    <pic:cNvPr id="0" name="image4.png"/>
                     <pic:cNvPicPr preferRelativeResize="0"/>
                   </pic:nvPicPr>
                   <pic:blipFill>
@@ -1337,12 +1337,12 @@
           <wp:inline distB="114300" distT="114300" distL="114300" distR="114300">
             <wp:extent cx="4067175" cy="3429000"/>
             <wp:effectExtent b="0" l="0" r="0" t="0"/>
-            <wp:docPr id="4" name="image2.png"/>
+            <wp:docPr id="6" name="image6.png"/>
             <a:graphic>
               <a:graphicData uri="http://schemas.openxmlformats.org/drawingml/2006/picture">
                 <pic:pic>
                   <pic:nvPicPr>
-                    <pic:cNvPr id="0" name="image2.png"/>
+                    <pic:cNvPr id="0" name="image6.png"/>
                     <pic:cNvPicPr preferRelativeResize="0"/>
                   </pic:nvPicPr>
                   <pic:blipFill>
@@ -1432,17 +1432,364 @@
     </w:p>
     <w:p>
       <w:pPr>
+        <w:rPr>
+          <w:rFonts w:ascii="Times New Roman" w:cs="Times New Roman" w:eastAsia="Times New Roman" w:hAnsi="Times New Roman"/>
+          <w:sz w:val="28"/>
+          <w:szCs w:val="28"/>
+        </w:rPr>
+      </w:pPr>
+      <w:r>
+        <w:rPr>
+          <w:rFonts w:ascii="Times New Roman" w:cs="Times New Roman" w:eastAsia="Times New Roman" w:hAnsi="Times New Roman"/>
+          <w:sz w:val="28"/>
+          <w:szCs w:val="28"/>
+          <w:rtl w:val="0"/>
+        </w:rPr>
+        <w:t xml:space="preserve">Познакомился с новым кодом kotlin а так же успел его попробовать</w:t>
+      </w:r>
+    </w:p>
+    <w:p>
+      <w:pPr>
+        <w:rPr>
+          <w:rFonts w:ascii="Times New Roman" w:cs="Times New Roman" w:eastAsia="Times New Roman" w:hAnsi="Times New Roman"/>
+          <w:sz w:val="28"/>
+          <w:szCs w:val="28"/>
+        </w:rPr>
+      </w:pPr>
+      <w:r>
+        <w:rPr>
+          <w:rtl w:val="0"/>
+        </w:rPr>
+      </w:r>
+    </w:p>
+    <w:p>
+      <w:pPr>
+        <w:rPr>
+          <w:rFonts w:ascii="Times New Roman" w:cs="Times New Roman" w:eastAsia="Times New Roman" w:hAnsi="Times New Roman"/>
+          <w:sz w:val="28"/>
+          <w:szCs w:val="28"/>
+        </w:rPr>
+      </w:pPr>
+      <w:r>
+        <w:rPr>
+          <w:rtl w:val="0"/>
+        </w:rPr>
+      </w:r>
+    </w:p>
+    <w:p>
+      <w:pPr>
+        <w:rPr>
+          <w:rFonts w:ascii="Times New Roman" w:cs="Times New Roman" w:eastAsia="Times New Roman" w:hAnsi="Times New Roman"/>
+          <w:sz w:val="28"/>
+          <w:szCs w:val="28"/>
+        </w:rPr>
+      </w:pPr>
+      <w:r>
+        <w:rPr>
+          <w:rtl w:val="0"/>
+        </w:rPr>
+      </w:r>
+    </w:p>
+    <w:p>
+      <w:pPr>
+        <w:rPr>
+          <w:rFonts w:ascii="Times New Roman" w:cs="Times New Roman" w:eastAsia="Times New Roman" w:hAnsi="Times New Roman"/>
+          <w:sz w:val="28"/>
+          <w:szCs w:val="28"/>
+        </w:rPr>
+      </w:pPr>
+      <w:r>
+        <w:rPr>
+          <w:rtl w:val="0"/>
+        </w:rPr>
+      </w:r>
+    </w:p>
+    <w:p>
+      <w:pPr>
+        <w:rPr>
+          <w:rFonts w:ascii="Times New Roman" w:cs="Times New Roman" w:eastAsia="Times New Roman" w:hAnsi="Times New Roman"/>
+          <w:sz w:val="28"/>
+          <w:szCs w:val="28"/>
+        </w:rPr>
+      </w:pPr>
+      <w:r>
+        <w:rPr>
+          <w:rtl w:val="0"/>
+        </w:rPr>
+      </w:r>
+    </w:p>
+    <w:p>
+      <w:pPr>
+        <w:rPr>
+          <w:rFonts w:ascii="Times New Roman" w:cs="Times New Roman" w:eastAsia="Times New Roman" w:hAnsi="Times New Roman"/>
+          <w:sz w:val="28"/>
+          <w:szCs w:val="28"/>
+        </w:rPr>
+      </w:pPr>
+      <w:r>
+        <w:rPr>
+          <w:rFonts w:ascii="Times New Roman" w:cs="Times New Roman" w:eastAsia="Times New Roman" w:hAnsi="Times New Roman"/>
+          <w:b w:val="1"/>
+          <w:sz w:val="28"/>
+          <w:szCs w:val="28"/>
+          <w:rtl w:val="0"/>
+        </w:rPr>
+        <w:t xml:space="preserve">Задание4:</w:t>
+      </w:r>
+      <w:r>
+        <w:rPr>
+          <w:rFonts w:ascii="Times New Roman" w:cs="Times New Roman" w:eastAsia="Times New Roman" w:hAnsi="Times New Roman"/>
+          <w:sz w:val="28"/>
+          <w:szCs w:val="28"/>
+          <w:rtl w:val="0"/>
+        </w:rPr>
+        <w:t xml:space="preserve"> Написать программу вычисления линейного арифметического выражения .</w:t>
+      </w:r>
+    </w:p>
+    <w:p>
+      <w:pPr>
+        <w:rPr>
+          <w:rFonts w:ascii="Times New Roman" w:cs="Times New Roman" w:eastAsia="Times New Roman" w:hAnsi="Times New Roman"/>
+          <w:sz w:val="28"/>
+          <w:szCs w:val="28"/>
+        </w:rPr>
+      </w:pPr>
+      <w:r>
         <w:rPr/>
-      </w:pPr>
-      <w:r>
-        <w:rPr>
-          <w:rFonts w:ascii="Times New Roman" w:cs="Times New Roman" w:eastAsia="Times New Roman" w:hAnsi="Times New Roman"/>
-          <w:sz w:val="28"/>
-          <w:szCs w:val="28"/>
-          <w:rtl w:val="0"/>
-        </w:rPr>
-        <w:t xml:space="preserve">Познакомился с новым кодом kotlin а так же успел его попробовать</w:t>
-      </w:r>
+        <w:drawing>
+          <wp:inline distB="114300" distT="114300" distL="114300" distR="114300">
+            <wp:extent cx="2190750" cy="619125"/>
+            <wp:effectExtent b="0" l="0" r="0" t="0"/>
+            <wp:docPr id="5" name="image5.png"/>
+            <a:graphic>
+              <a:graphicData uri="http://schemas.openxmlformats.org/drawingml/2006/picture">
+                <pic:pic>
+                  <pic:nvPicPr>
+                    <pic:cNvPr id="0" name="image5.png"/>
+                    <pic:cNvPicPr preferRelativeResize="0"/>
+                  </pic:nvPicPr>
+                  <pic:blipFill>
+                    <a:blip r:embed="rId11"/>
+                    <a:srcRect b="0" l="0" r="0" t="0"/>
+                    <a:stretch>
+                      <a:fillRect/>
+                    </a:stretch>
+                  </pic:blipFill>
+                  <pic:spPr>
+                    <a:xfrm>
+                      <a:off x="0" y="0"/>
+                      <a:ext cx="2190750" cy="619125"/>
+                    </a:xfrm>
+                    <a:prstGeom prst="rect"/>
+                    <a:ln/>
+                  </pic:spPr>
+                </pic:pic>
+              </a:graphicData>
+            </a:graphic>
+          </wp:inline>
+        </w:drawing>
+      </w:r>
+      <w:r>
+        <w:rPr>
+          <w:rtl w:val="0"/>
+        </w:rPr>
+      </w:r>
+    </w:p>
+    <w:p>
+      <w:pPr>
+        <w:rPr>
+          <w:rFonts w:ascii="Times New Roman" w:cs="Times New Roman" w:eastAsia="Times New Roman" w:hAnsi="Times New Roman"/>
+          <w:b w:val="1"/>
+          <w:sz w:val="28"/>
+          <w:szCs w:val="28"/>
+        </w:rPr>
+      </w:pPr>
+      <w:r>
+        <w:rPr>
+          <w:rFonts w:ascii="Times New Roman" w:cs="Times New Roman" w:eastAsia="Times New Roman" w:hAnsi="Times New Roman"/>
+          <w:b w:val="1"/>
+          <w:sz w:val="28"/>
+          <w:szCs w:val="28"/>
+          <w:rtl w:val="0"/>
+        </w:rPr>
+        <w:t xml:space="preserve">Входные и выходные данные</w:t>
+      </w:r>
+    </w:p>
+    <w:p>
+      <w:pPr>
+        <w:rPr>
+          <w:rFonts w:ascii="Times New Roman" w:cs="Times New Roman" w:eastAsia="Times New Roman" w:hAnsi="Times New Roman"/>
+          <w:sz w:val="28"/>
+          <w:szCs w:val="28"/>
+        </w:rPr>
+      </w:pPr>
+      <w:r>
+        <w:rPr>
+          <w:rFonts w:ascii="Times New Roman" w:cs="Times New Roman" w:eastAsia="Times New Roman" w:hAnsi="Times New Roman"/>
+          <w:sz w:val="28"/>
+          <w:szCs w:val="28"/>
+          <w:rtl w:val="0"/>
+        </w:rPr>
+        <w:t xml:space="preserve">F, x – Double</w:t>
+      </w:r>
+    </w:p>
+    <w:p>
+      <w:pPr>
+        <w:rPr>
+          <w:rFonts w:ascii="Times New Roman" w:cs="Times New Roman" w:eastAsia="Times New Roman" w:hAnsi="Times New Roman"/>
+          <w:b w:val="1"/>
+          <w:sz w:val="28"/>
+          <w:szCs w:val="28"/>
+        </w:rPr>
+      </w:pPr>
+      <w:r>
+        <w:rPr>
+          <w:rFonts w:ascii="Times New Roman" w:cs="Times New Roman" w:eastAsia="Times New Roman" w:hAnsi="Times New Roman"/>
+          <w:b w:val="1"/>
+          <w:sz w:val="28"/>
+          <w:szCs w:val="28"/>
+          <w:rtl w:val="0"/>
+        </w:rPr>
+        <w:t xml:space="preserve">Листинг программы (если есть)</w:t>
+      </w:r>
+    </w:p>
+    <w:p>
+      <w:pPr>
+        <w:rPr>
+          <w:rFonts w:ascii="Times New Roman" w:cs="Times New Roman" w:eastAsia="Times New Roman" w:hAnsi="Times New Roman"/>
+          <w:sz w:val="28"/>
+          <w:szCs w:val="28"/>
+        </w:rPr>
+      </w:pPr>
+      <w:r>
+        <w:rPr>
+          <w:rFonts w:ascii="Times New Roman" w:cs="Times New Roman" w:eastAsia="Times New Roman" w:hAnsi="Times New Roman"/>
+          <w:sz w:val="28"/>
+          <w:szCs w:val="28"/>
+        </w:rPr>
+        <w:drawing>
+          <wp:inline distB="114300" distT="114300" distL="114300" distR="114300">
+            <wp:extent cx="5353050" cy="3162300"/>
+            <wp:effectExtent b="0" l="0" r="0" t="0"/>
+            <wp:docPr id="2" name="image1.png"/>
+            <a:graphic>
+              <a:graphicData uri="http://schemas.openxmlformats.org/drawingml/2006/picture">
+                <pic:pic>
+                  <pic:nvPicPr>
+                    <pic:cNvPr id="0" name="image1.png"/>
+                    <pic:cNvPicPr preferRelativeResize="0"/>
+                  </pic:nvPicPr>
+                  <pic:blipFill>
+                    <a:blip r:embed="rId12"/>
+                    <a:srcRect b="0" l="0" r="0" t="0"/>
+                    <a:stretch>
+                      <a:fillRect/>
+                    </a:stretch>
+                  </pic:blipFill>
+                  <pic:spPr>
+                    <a:xfrm>
+                      <a:off x="0" y="0"/>
+                      <a:ext cx="5353050" cy="3162300"/>
+                    </a:xfrm>
+                    <a:prstGeom prst="rect"/>
+                    <a:ln/>
+                  </pic:spPr>
+                </pic:pic>
+              </a:graphicData>
+            </a:graphic>
+          </wp:inline>
+        </w:drawing>
+      </w:r>
+      <w:r>
+        <w:rPr>
+          <w:rtl w:val="0"/>
+        </w:rPr>
+      </w:r>
+    </w:p>
+    <w:p>
+      <w:pPr>
+        <w:rPr>
+          <w:rFonts w:ascii="Times New Roman" w:cs="Times New Roman" w:eastAsia="Times New Roman" w:hAnsi="Times New Roman"/>
+          <w:b w:val="1"/>
+          <w:sz w:val="28"/>
+          <w:szCs w:val="28"/>
+        </w:rPr>
+      </w:pPr>
+      <w:r>
+        <w:rPr>
+          <w:rFonts w:ascii="Times New Roman" w:cs="Times New Roman" w:eastAsia="Times New Roman" w:hAnsi="Times New Roman"/>
+          <w:b w:val="1"/>
+          <w:sz w:val="28"/>
+          <w:szCs w:val="28"/>
+          <w:rtl w:val="0"/>
+        </w:rPr>
+        <w:t xml:space="preserve">Тестовые ситуации</w:t>
+      </w:r>
+    </w:p>
+    <w:p>
+      <w:pPr>
+        <w:rPr>
+          <w:rFonts w:ascii="Times New Roman" w:cs="Times New Roman" w:eastAsia="Times New Roman" w:hAnsi="Times New Roman"/>
+          <w:sz w:val="28"/>
+          <w:szCs w:val="28"/>
+        </w:rPr>
+      </w:pPr>
+      <w:r>
+        <w:rPr>
+          <w:rFonts w:ascii="Times New Roman" w:cs="Times New Roman" w:eastAsia="Times New Roman" w:hAnsi="Times New Roman"/>
+          <w:sz w:val="28"/>
+          <w:szCs w:val="28"/>
+          <w:rtl w:val="0"/>
+        </w:rPr>
+        <w:t xml:space="preserve">Try,catch</w:t>
+      </w:r>
+    </w:p>
+    <w:p>
+      <w:pPr>
+        <w:rPr>
+          <w:rFonts w:ascii="Times New Roman" w:cs="Times New Roman" w:eastAsia="Times New Roman" w:hAnsi="Times New Roman"/>
+          <w:b w:val="1"/>
+          <w:sz w:val="28"/>
+          <w:szCs w:val="28"/>
+        </w:rPr>
+      </w:pPr>
+      <w:r>
+        <w:rPr>
+          <w:rFonts w:ascii="Times New Roman" w:cs="Times New Roman" w:eastAsia="Times New Roman" w:hAnsi="Times New Roman"/>
+          <w:b w:val="1"/>
+          <w:sz w:val="28"/>
+          <w:szCs w:val="28"/>
+          <w:rtl w:val="0"/>
+        </w:rPr>
+        <w:t xml:space="preserve">Вывод</w:t>
+      </w:r>
+    </w:p>
+    <w:p>
+      <w:pPr>
+        <w:rPr>
+          <w:rFonts w:ascii="Times New Roman" w:cs="Times New Roman" w:eastAsia="Times New Roman" w:hAnsi="Times New Roman"/>
+          <w:sz w:val="28"/>
+          <w:szCs w:val="28"/>
+        </w:rPr>
+      </w:pPr>
+      <w:r>
+        <w:rPr>
+          <w:rFonts w:ascii="Times New Roman" w:cs="Times New Roman" w:eastAsia="Times New Roman" w:hAnsi="Times New Roman"/>
+          <w:sz w:val="28"/>
+          <w:szCs w:val="28"/>
+          <w:rtl w:val="0"/>
+        </w:rPr>
+        <w:t xml:space="preserve">Повторил код на kotlin и научился новым приколюхам</w:t>
+      </w:r>
+    </w:p>
+    <w:p>
+      <w:pPr>
+        <w:rPr>
+          <w:rFonts w:ascii="Times New Roman" w:cs="Times New Roman" w:eastAsia="Times New Roman" w:hAnsi="Times New Roman"/>
+          <w:sz w:val="28"/>
+          <w:szCs w:val="28"/>
+        </w:rPr>
+      </w:pPr>
       <w:r>
         <w:rPr>
           <w:rtl w:val="0"/>
